--- a/Maja_Milovic_dokumentacija_OPPISA.docx
+++ b/Maja_Milovic_dokumentacija_OPPISA.docx
@@ -950,7 +950,7 @@
           <w:r>
             <w:fldChar w:fldCharType="separate"/>
           </w:r>
-          <w:hyperlink w:anchor="_Toc233064299" w:history="1">
+          <w:hyperlink w:anchor="_Toc233199575" w:history="1">
             <w:r>
               <w:rPr>
                 <w:rStyle w:val="Hyperlink"/>
@@ -995,7 +995,7 @@
                 <w:noProof/>
                 <w:webHidden/>
               </w:rPr>
-              <w:instrText xml:space="preserve"> PAGEREF _Toc233064299 \h </w:instrText>
+              <w:instrText xml:space="preserve"> PAGEREF _Toc233199575 \h </w:instrText>
             </w:r>
             <w:r>
               <w:rPr>
@@ -1042,7 +1042,7 @@
               <w14:ligatures w14:val="standardContextual"/>
             </w:rPr>
           </w:pPr>
-          <w:hyperlink w:anchor="_Toc233064300" w:history="1">
+          <w:hyperlink w:anchor="_Toc233199576" w:history="1">
             <w:r>
               <w:rPr>
                 <w:rStyle w:val="Hyperlink"/>
@@ -1087,7 +1087,7 @@
                 <w:noProof/>
                 <w:webHidden/>
               </w:rPr>
-              <w:instrText xml:space="preserve"> PAGEREF _Toc233064300 \h </w:instrText>
+              <w:instrText xml:space="preserve"> PAGEREF _Toc233199576 \h </w:instrText>
             </w:r>
             <w:r>
               <w:rPr>
@@ -1134,7 +1134,7 @@
               <w14:ligatures w14:val="standardContextual"/>
             </w:rPr>
           </w:pPr>
-          <w:hyperlink w:anchor="_Toc233064301" w:history="1">
+          <w:hyperlink w:anchor="_Toc233199577" w:history="1">
             <w:r>
               <w:rPr>
                 <w:rStyle w:val="Hyperlink"/>
@@ -1179,7 +1179,7 @@
                 <w:noProof/>
                 <w:webHidden/>
               </w:rPr>
-              <w:instrText xml:space="preserve"> PAGEREF _Toc233064301 \h </w:instrText>
+              <w:instrText xml:space="preserve"> PAGEREF _Toc233199577 \h </w:instrText>
             </w:r>
             <w:r>
               <w:rPr>
@@ -1226,7 +1226,7 @@
               <w14:ligatures w14:val="standardContextual"/>
             </w:rPr>
           </w:pPr>
-          <w:hyperlink w:anchor="_Toc233064302" w:history="1">
+          <w:hyperlink w:anchor="_Toc233199578" w:history="1">
             <w:r>
               <w:rPr>
                 <w:rStyle w:val="Hyperlink"/>
@@ -1273,7 +1273,7 @@
                 <w:noProof/>
                 <w:webHidden/>
               </w:rPr>
-              <w:instrText xml:space="preserve"> PAGEREF _Toc233064302 \h </w:instrText>
+              <w:instrText xml:space="preserve"> PAGEREF _Toc233199578 \h </w:instrText>
             </w:r>
             <w:r>
               <w:rPr>
@@ -1316,7 +1316,7 @@
               <w14:ligatures w14:val="standardContextual"/>
             </w:rPr>
           </w:pPr>
-          <w:hyperlink w:anchor="_Toc233064303" w:history="1">
+          <w:hyperlink w:anchor="_Toc233199579" w:history="1">
             <w:r>
               <w:rPr>
                 <w:rStyle w:val="Hyperlink"/>
@@ -1361,7 +1361,7 @@
                 <w:noProof/>
                 <w:webHidden/>
               </w:rPr>
-              <w:instrText xml:space="preserve"> PAGEREF _Toc233064303 \h </w:instrText>
+              <w:instrText xml:space="preserve"> PAGEREF _Toc233199579 \h </w:instrText>
             </w:r>
             <w:r>
               <w:rPr>
@@ -1404,7 +1404,7 @@
               <w14:ligatures w14:val="standardContextual"/>
             </w:rPr>
           </w:pPr>
-          <w:hyperlink w:anchor="_Toc233064304" w:history="1">
+          <w:hyperlink w:anchor="_Toc233199580" w:history="1">
             <w:r>
               <w:rPr>
                 <w:rStyle w:val="Hyperlink"/>
@@ -1449,7 +1449,7 @@
                 <w:noProof/>
                 <w:webHidden/>
               </w:rPr>
-              <w:instrText xml:space="preserve"> PAGEREF _Toc233064304 \h </w:instrText>
+              <w:instrText xml:space="preserve"> PAGEREF _Toc233199580 \h </w:instrText>
             </w:r>
             <w:r>
               <w:rPr>
@@ -1496,7 +1496,7 @@
               <w14:ligatures w14:val="standardContextual"/>
             </w:rPr>
           </w:pPr>
-          <w:hyperlink w:anchor="_Toc233064305" w:history="1">
+          <w:hyperlink w:anchor="_Toc233199581" w:history="1">
             <w:r>
               <w:rPr>
                 <w:rStyle w:val="Hyperlink"/>
@@ -1541,7 +1541,7 @@
                 <w:noProof/>
                 <w:webHidden/>
               </w:rPr>
-              <w:instrText xml:space="preserve"> PAGEREF _Toc233064305 \h </w:instrText>
+              <w:instrText xml:space="preserve"> PAGEREF _Toc233199581 \h </w:instrText>
             </w:r>
             <w:r>
               <w:rPr>
@@ -1588,7 +1588,7 @@
               <w14:ligatures w14:val="standardContextual"/>
             </w:rPr>
           </w:pPr>
-          <w:hyperlink w:anchor="_Toc233064306" w:history="1">
+          <w:hyperlink w:anchor="_Toc233199582" w:history="1">
             <w:r>
               <w:rPr>
                 <w:rStyle w:val="Hyperlink"/>
@@ -1633,7 +1633,7 @@
                 <w:noProof/>
                 <w:webHidden/>
               </w:rPr>
-              <w:instrText xml:space="preserve"> PAGEREF _Toc233064306 \h </w:instrText>
+              <w:instrText xml:space="preserve"> PAGEREF _Toc233199582 \h </w:instrText>
             </w:r>
             <w:r>
               <w:rPr>
@@ -1680,7 +1680,7 @@
               <w14:ligatures w14:val="standardContextual"/>
             </w:rPr>
           </w:pPr>
-          <w:hyperlink w:anchor="_Toc233064307" w:history="1">
+          <w:hyperlink w:anchor="_Toc233199583" w:history="1">
             <w:r>
               <w:rPr>
                 <w:rStyle w:val="Hyperlink"/>
@@ -1725,7 +1725,7 @@
                 <w:noProof/>
                 <w:webHidden/>
               </w:rPr>
-              <w:instrText xml:space="preserve"> PAGEREF _Toc233064307 \h </w:instrText>
+              <w:instrText xml:space="preserve"> PAGEREF _Toc233199583 \h </w:instrText>
             </w:r>
             <w:r>
               <w:rPr>
@@ -1772,7 +1772,7 @@
               <w14:ligatures w14:val="standardContextual"/>
             </w:rPr>
           </w:pPr>
-          <w:hyperlink w:anchor="_Toc233064308" w:history="1">
+          <w:hyperlink w:anchor="_Toc233199584" w:history="1">
             <w:r>
               <w:rPr>
                 <w:rStyle w:val="Hyperlink"/>
@@ -1817,7 +1817,7 @@
                 <w:noProof/>
                 <w:webHidden/>
               </w:rPr>
-              <w:instrText xml:space="preserve"> PAGEREF _Toc233064308 \h </w:instrText>
+              <w:instrText xml:space="preserve"> PAGEREF _Toc233199584 \h </w:instrText>
             </w:r>
             <w:r>
               <w:rPr>
@@ -1864,7 +1864,7 @@
               <w14:ligatures w14:val="standardContextual"/>
             </w:rPr>
           </w:pPr>
-          <w:hyperlink w:anchor="_Toc233064309" w:history="1">
+          <w:hyperlink w:anchor="_Toc233199585" w:history="1">
             <w:r>
               <w:rPr>
                 <w:rStyle w:val="Hyperlink"/>
@@ -1909,7 +1909,7 @@
                 <w:noProof/>
                 <w:webHidden/>
               </w:rPr>
-              <w:instrText xml:space="preserve"> PAGEREF _Toc233064309 \h </w:instrText>
+              <w:instrText xml:space="preserve"> PAGEREF _Toc233199585 \h </w:instrText>
             </w:r>
             <w:r>
               <w:rPr>
@@ -1952,7 +1952,7 @@
               <w14:ligatures w14:val="standardContextual"/>
             </w:rPr>
           </w:pPr>
-          <w:hyperlink w:anchor="_Toc233064310" w:history="1">
+          <w:hyperlink w:anchor="_Toc233199586" w:history="1">
             <w:r>
               <w:rPr>
                 <w:rStyle w:val="Hyperlink"/>
@@ -1997,7 +1997,7 @@
                 <w:noProof/>
                 <w:webHidden/>
               </w:rPr>
-              <w:instrText xml:space="preserve"> PAGEREF _Toc233064310 \h </w:instrText>
+              <w:instrText xml:space="preserve"> PAGEREF _Toc233199586 \h </w:instrText>
             </w:r>
             <w:r>
               <w:rPr>
@@ -2044,7 +2044,7 @@
               <w14:ligatures w14:val="standardContextual"/>
             </w:rPr>
           </w:pPr>
-          <w:hyperlink w:anchor="_Toc233064311" w:history="1">
+          <w:hyperlink w:anchor="_Toc233199587" w:history="1">
             <w:r>
               <w:rPr>
                 <w:rStyle w:val="Hyperlink"/>
@@ -2089,7 +2089,7 @@
                 <w:noProof/>
                 <w:webHidden/>
               </w:rPr>
-              <w:instrText xml:space="preserve"> PAGEREF _Toc233064311 \h </w:instrText>
+              <w:instrText xml:space="preserve"> PAGEREF _Toc233199587 \h </w:instrText>
             </w:r>
             <w:r>
               <w:rPr>
@@ -2136,7 +2136,7 @@
               <w14:ligatures w14:val="standardContextual"/>
             </w:rPr>
           </w:pPr>
-          <w:hyperlink w:anchor="_Toc233064312" w:history="1">
+          <w:hyperlink w:anchor="_Toc233199588" w:history="1">
             <w:r>
               <w:rPr>
                 <w:rStyle w:val="Hyperlink"/>
@@ -2181,7 +2181,7 @@
                 <w:noProof/>
                 <w:webHidden/>
               </w:rPr>
-              <w:instrText xml:space="preserve"> PAGEREF _Toc233064312 \h </w:instrText>
+              <w:instrText xml:space="preserve"> PAGEREF _Toc233199588 \h </w:instrText>
             </w:r>
             <w:r>
               <w:rPr>
@@ -2228,7 +2228,7 @@
               <w14:ligatures w14:val="standardContextual"/>
             </w:rPr>
           </w:pPr>
-          <w:hyperlink w:anchor="_Toc233064313" w:history="1">
+          <w:hyperlink w:anchor="_Toc233199589" w:history="1">
             <w:r>
               <w:rPr>
                 <w:rStyle w:val="Hyperlink"/>
@@ -2273,7 +2273,7 @@
                 <w:noProof/>
                 <w:webHidden/>
               </w:rPr>
-              <w:instrText xml:space="preserve"> PAGEREF _Toc233064313 \h </w:instrText>
+              <w:instrText xml:space="preserve"> PAGEREF _Toc233199589 \h </w:instrText>
             </w:r>
             <w:r>
               <w:rPr>
@@ -2320,7 +2320,7 @@
               <w14:ligatures w14:val="standardContextual"/>
             </w:rPr>
           </w:pPr>
-          <w:hyperlink w:anchor="_Toc233064314" w:history="1">
+          <w:hyperlink w:anchor="_Toc233199590" w:history="1">
             <w:r>
               <w:rPr>
                 <w:rStyle w:val="Hyperlink"/>
@@ -2365,7 +2365,7 @@
                 <w:noProof/>
                 <w:webHidden/>
               </w:rPr>
-              <w:instrText xml:space="preserve"> PAGEREF _Toc233064314 \h </w:instrText>
+              <w:instrText xml:space="preserve"> PAGEREF _Toc233199590 \h </w:instrText>
             </w:r>
             <w:r>
               <w:rPr>
@@ -2412,7 +2412,7 @@
               <w14:ligatures w14:val="standardContextual"/>
             </w:rPr>
           </w:pPr>
-          <w:hyperlink w:anchor="_Toc233064315" w:history="1">
+          <w:hyperlink w:anchor="_Toc233199591" w:history="1">
             <w:r>
               <w:rPr>
                 <w:rStyle w:val="Hyperlink"/>
@@ -2457,7 +2457,7 @@
                 <w:noProof/>
                 <w:webHidden/>
               </w:rPr>
-              <w:instrText xml:space="preserve"> PAGEREF _Toc233064315 \h </w:instrText>
+              <w:instrText xml:space="preserve"> PAGEREF _Toc233199591 \h </w:instrText>
             </w:r>
             <w:r>
               <w:rPr>
@@ -2504,7 +2504,7 @@
               <w14:ligatures w14:val="standardContextual"/>
             </w:rPr>
           </w:pPr>
-          <w:hyperlink w:anchor="_Toc233064316" w:history="1">
+          <w:hyperlink w:anchor="_Toc233199592" w:history="1">
             <w:r>
               <w:rPr>
                 <w:rStyle w:val="Hyperlink"/>
@@ -2528,7 +2528,7 @@
                 <w:rStyle w:val="Hyperlink"/>
                 <w:noProof/>
               </w:rPr>
-              <w:t>Generisanje MIPS fajla</w:t>
+              <w:t>Generisanje MIPS .o fajla</w:t>
             </w:r>
             <w:r>
               <w:rPr>
@@ -2549,7 +2549,7 @@
                 <w:noProof/>
                 <w:webHidden/>
               </w:rPr>
-              <w:instrText xml:space="preserve"> PAGEREF _Toc233064316 \h </w:instrText>
+              <w:instrText xml:space="preserve"> PAGEREF _Toc233199592 \h </w:instrText>
             </w:r>
             <w:r>
               <w:rPr>
@@ -2592,7 +2592,7 @@
               <w14:ligatures w14:val="standardContextual"/>
             </w:rPr>
           </w:pPr>
-          <w:hyperlink w:anchor="_Toc233064317" w:history="1">
+          <w:hyperlink w:anchor="_Toc233199593" w:history="1">
             <w:r>
               <w:rPr>
                 <w:rStyle w:val="Hyperlink"/>
@@ -2616,6 +2616,94 @@
                 <w:rStyle w:val="Hyperlink"/>
                 <w:noProof/>
               </w:rPr>
+              <w:t>Uputstvo za pokretanje projekta</w:t>
+            </w:r>
+            <w:r>
+              <w:rPr>
+                <w:noProof/>
+                <w:webHidden/>
+              </w:rPr>
+              <w:tab/>
+            </w:r>
+            <w:r>
+              <w:rPr>
+                <w:noProof/>
+                <w:webHidden/>
+              </w:rPr>
+              <w:fldChar w:fldCharType="begin"/>
+            </w:r>
+            <w:r>
+              <w:rPr>
+                <w:noProof/>
+                <w:webHidden/>
+              </w:rPr>
+              <w:instrText xml:space="preserve"> PAGEREF _Toc233199593 \h </w:instrText>
+            </w:r>
+            <w:r>
+              <w:rPr>
+                <w:noProof/>
+                <w:webHidden/>
+              </w:rPr>
+            </w:r>
+            <w:r>
+              <w:rPr>
+                <w:noProof/>
+                <w:webHidden/>
+              </w:rPr>
+              <w:fldChar w:fldCharType="separate"/>
+            </w:r>
+            <w:r>
+              <w:rPr>
+                <w:noProof/>
+                <w:webHidden/>
+              </w:rPr>
+              <w:t>10</w:t>
+            </w:r>
+            <w:r>
+              <w:rPr>
+                <w:noProof/>
+                <w:webHidden/>
+              </w:rPr>
+              <w:fldChar w:fldCharType="end"/>
+            </w:r>
+          </w:hyperlink>
+        </w:p>
+        <w:p>
+          <w:pPr>
+            <w:pStyle w:val="TOC1"/>
+            <w:rPr>
+              <w:rFonts w:asciiTheme="minorHAnsi" w:eastAsiaTheme="minorEastAsia" w:hAnsiTheme="minorHAnsi" w:cstheme="minorBidi"/>
+              <w:noProof/>
+              <w:kern w:val="2"/>
+              <w:szCs w:val="24"/>
+              <w:lang w:val="en-US"/>
+              <w14:ligatures w14:val="standardContextual"/>
+            </w:rPr>
+          </w:pPr>
+          <w:hyperlink w:anchor="_Toc233199594" w:history="1">
+            <w:r>
+              <w:rPr>
+                <w:rStyle w:val="Hyperlink"/>
+                <w:noProof/>
+              </w:rPr>
+              <w:t>6.</w:t>
+            </w:r>
+            <w:r>
+              <w:rPr>
+                <w:rFonts w:asciiTheme="minorHAnsi" w:eastAsiaTheme="minorEastAsia" w:hAnsiTheme="minorHAnsi" w:cstheme="minorBidi"/>
+                <w:noProof/>
+                <w:kern w:val="2"/>
+                <w:szCs w:val="24"/>
+                <w:lang w:val="en-US"/>
+                <w14:ligatures w14:val="standardContextual"/>
+              </w:rPr>
+              <w:tab/>
+            </w:r>
+            <w:r>
+              <w:rPr>
+                <w:rStyle w:val="Hyperlink"/>
+                <w:noProof/>
+              </w:rPr>
               <w:t>Verifikacija</w:t>
             </w:r>
             <w:r>
@@ -2637,7 +2725,7 @@
                 <w:noProof/>
                 <w:webHidden/>
               </w:rPr>
-              <w:instrText xml:space="preserve"> PAGEREF _Toc233064317 \h </w:instrText>
+              <w:instrText xml:space="preserve"> PAGEREF _Toc233199594 \h </w:instrText>
             </w:r>
             <w:r>
               <w:rPr>
@@ -2657,7 +2745,7 @@
                 <w:noProof/>
                 <w:webHidden/>
               </w:rPr>
-              <w:t>10</w:t>
+              <w:t>11</w:t>
             </w:r>
             <w:r>
               <w:rPr>
@@ -2684,13 +2772,13 @@
               <w14:ligatures w14:val="standardContextual"/>
             </w:rPr>
           </w:pPr>
-          <w:hyperlink w:anchor="_Toc233064318" w:history="1">
+          <w:hyperlink w:anchor="_Toc233199595" w:history="1">
             <w:r>
               <w:rPr>
                 <w:rStyle w:val="Hyperlink"/>
                 <w:noProof/>
               </w:rPr>
-              <w:t>5.1</w:t>
+              <w:t>6.1</w:t>
             </w:r>
             <w:r>
               <w:rPr>
@@ -2729,7 +2817,7 @@
                 <w:noProof/>
                 <w:webHidden/>
               </w:rPr>
-              <w:instrText xml:space="preserve"> PAGEREF _Toc233064318 \h </w:instrText>
+              <w:instrText xml:space="preserve"> PAGEREF _Toc233199595 \h </w:instrText>
             </w:r>
             <w:r>
               <w:rPr>
@@ -2749,7 +2837,7 @@
                 <w:noProof/>
                 <w:webHidden/>
               </w:rPr>
-              <w:t>10</w:t>
+              <w:t>11</w:t>
             </w:r>
             <w:r>
               <w:rPr>
@@ -2776,13 +2864,13 @@
               <w14:ligatures w14:val="standardContextual"/>
             </w:rPr>
           </w:pPr>
-          <w:hyperlink w:anchor="_Toc233064319" w:history="1">
+          <w:hyperlink w:anchor="_Toc233199596" w:history="1">
             <w:r>
               <w:rPr>
                 <w:rStyle w:val="Hyperlink"/>
                 <w:noProof/>
               </w:rPr>
-              <w:t>5.1.1</w:t>
+              <w:t>6.1.1</w:t>
             </w:r>
             <w:r>
               <w:rPr>
@@ -2821,7 +2909,7 @@
                 <w:noProof/>
                 <w:webHidden/>
               </w:rPr>
-              <w:instrText xml:space="preserve"> PAGEREF _Toc233064319 \h </w:instrText>
+              <w:instrText xml:space="preserve"> PAGEREF _Toc233199596 \h </w:instrText>
             </w:r>
             <w:r>
               <w:rPr>
@@ -2841,7 +2929,7 @@
                 <w:noProof/>
                 <w:webHidden/>
               </w:rPr>
-              <w:t>10</w:t>
+              <w:t>11</w:t>
             </w:r>
             <w:r>
               <w:rPr>
@@ -2868,13 +2956,13 @@
               <w14:ligatures w14:val="standardContextual"/>
             </w:rPr>
           </w:pPr>
-          <w:hyperlink w:anchor="_Toc233064320" w:history="1">
+          <w:hyperlink w:anchor="_Toc233199597" w:history="1">
             <w:r>
               <w:rPr>
                 <w:rStyle w:val="Hyperlink"/>
                 <w:noProof/>
               </w:rPr>
-              <w:t>5.1.2</w:t>
+              <w:t>6.1.2</w:t>
             </w:r>
             <w:r>
               <w:rPr>
@@ -2913,7 +3001,7 @@
                 <w:noProof/>
                 <w:webHidden/>
               </w:rPr>
-              <w:instrText xml:space="preserve"> PAGEREF _Toc233064320 \h </w:instrText>
+              <w:instrText xml:space="preserve"> PAGEREF _Toc233199597 \h </w:instrText>
             </w:r>
             <w:r>
               <w:rPr>
@@ -2933,7 +3021,7 @@
                 <w:noProof/>
                 <w:webHidden/>
               </w:rPr>
-              <w:t>11</w:t>
+              <w:t>12</w:t>
             </w:r>
             <w:r>
               <w:rPr>
@@ -2960,13 +3048,13 @@
               <w14:ligatures w14:val="standardContextual"/>
             </w:rPr>
           </w:pPr>
-          <w:hyperlink w:anchor="_Toc233064321" w:history="1">
+          <w:hyperlink w:anchor="_Toc233199598" w:history="1">
             <w:r>
               <w:rPr>
                 <w:rStyle w:val="Hyperlink"/>
                 <w:noProof/>
               </w:rPr>
-              <w:t>5.1.3</w:t>
+              <w:t>6.1.3</w:t>
             </w:r>
             <w:r>
               <w:rPr>
@@ -3005,7 +3093,7 @@
                 <w:noProof/>
                 <w:webHidden/>
               </w:rPr>
-              <w:instrText xml:space="preserve"> PAGEREF _Toc233064321 \h </w:instrText>
+              <w:instrText xml:space="preserve"> PAGEREF _Toc233199598 \h </w:instrText>
             </w:r>
             <w:r>
               <w:rPr>
@@ -3025,7 +3113,7 @@
                 <w:noProof/>
                 <w:webHidden/>
               </w:rPr>
-              <w:t>12</w:t>
+              <w:t>13</w:t>
             </w:r>
             <w:r>
               <w:rPr>
@@ -3052,13 +3140,13 @@
               <w14:ligatures w14:val="standardContextual"/>
             </w:rPr>
           </w:pPr>
-          <w:hyperlink w:anchor="_Toc233064322" w:history="1">
+          <w:hyperlink w:anchor="_Toc233199599" w:history="1">
             <w:r>
               <w:rPr>
                 <w:rStyle w:val="Hyperlink"/>
                 <w:noProof/>
               </w:rPr>
-              <w:t>5.1.4</w:t>
+              <w:t>6.1.4</w:t>
             </w:r>
             <w:r>
               <w:rPr>
@@ -3097,7 +3185,7 @@
                 <w:noProof/>
                 <w:webHidden/>
               </w:rPr>
-              <w:instrText xml:space="preserve"> PAGEREF _Toc233064322 \h </w:instrText>
+              <w:instrText xml:space="preserve"> PAGEREF _Toc233199599 \h </w:instrText>
             </w:r>
             <w:r>
               <w:rPr>
@@ -3117,7 +3205,7 @@
                 <w:noProof/>
                 <w:webHidden/>
               </w:rPr>
-              <w:t>13</w:t>
+              <w:t>14</w:t>
             </w:r>
             <w:r>
               <w:rPr>
@@ -3144,13 +3232,13 @@
               <w14:ligatures w14:val="standardContextual"/>
             </w:rPr>
           </w:pPr>
-          <w:hyperlink w:anchor="_Toc233064323" w:history="1">
+          <w:hyperlink w:anchor="_Toc233199600" w:history="1">
             <w:r>
               <w:rPr>
                 <w:rStyle w:val="Hyperlink"/>
                 <w:noProof/>
               </w:rPr>
-              <w:t>5.2</w:t>
+              <w:t>6.2</w:t>
             </w:r>
             <w:r>
               <w:rPr>
@@ -3189,7 +3277,7 @@
                 <w:noProof/>
                 <w:webHidden/>
               </w:rPr>
-              <w:instrText xml:space="preserve"> PAGEREF _Toc233064323 \h </w:instrText>
+              <w:instrText xml:space="preserve"> PAGEREF _Toc233199600 \h </w:instrText>
             </w:r>
             <w:r>
               <w:rPr>
@@ -3209,7 +3297,7 @@
                 <w:noProof/>
                 <w:webHidden/>
               </w:rPr>
-              <w:t>14</w:t>
+              <w:t>15</w:t>
             </w:r>
             <w:r>
               <w:rPr>
@@ -3232,13 +3320,13 @@
               <w14:ligatures w14:val="standardContextual"/>
             </w:rPr>
           </w:pPr>
-          <w:hyperlink w:anchor="_Toc233064324" w:history="1">
+          <w:hyperlink w:anchor="_Toc233199601" w:history="1">
             <w:r>
               <w:rPr>
                 <w:rStyle w:val="Hyperlink"/>
                 <w:noProof/>
               </w:rPr>
-              <w:t>6.</w:t>
+              <w:t>7.</w:t>
             </w:r>
             <w:r>
               <w:rPr>
@@ -3277,7 +3365,7 @@
                 <w:noProof/>
                 <w:webHidden/>
               </w:rPr>
-              <w:instrText xml:space="preserve"> PAGEREF _Toc233064324 \h </w:instrText>
+              <w:instrText xml:space="preserve"> PAGEREF _Toc233199601 \h </w:instrText>
             </w:r>
             <w:r>
               <w:rPr>
@@ -3297,7 +3385,7 @@
                 <w:noProof/>
                 <w:webHidden/>
               </w:rPr>
-              <w:t>15</w:t>
+              <w:t>16</w:t>
             </w:r>
             <w:r>
               <w:rPr>
@@ -3682,30 +3770,46 @@
         <w:rPr>
           <w:noProof/>
         </w:rPr>
-      </w:r>
-      <w:r>
-        <w:rPr>
+        <w:fldChar w:fldCharType="separate"/>
+      </w:r>
+      <w:r>
+        <w:rPr>
+          <w:b/>
+          <w:bCs/>
           <w:noProof/>
-        </w:rPr>
-        <w:fldChar w:fldCharType="separate"/>
+          <w:lang w:val="en-US"/>
+        </w:rPr>
+        <w:t>Error! Bookmark not defined.</w:t>
       </w:r>
       <w:r>
         <w:rPr>
           <w:noProof/>
         </w:rPr>
+        <w:fldChar w:fldCharType="end"/>
+      </w:r>
+      <w:r>
+        <w:rPr>
+          <w:noProof/>
+        </w:rPr>
         <w:t>1</w:t>
       </w:r>
       <w:r>
         <w:rPr>
           <w:noProof/>
         </w:rPr>
-        <w:fldChar w:fldCharType="end"/>
+        <w:t>-</w:t>
       </w:r>
       <w:r>
         <w:rPr>
           <w:noProof/>
         </w:rPr>
-        <w:t>0-11</w:t>
+        <w:t>1</w:t>
+      </w:r>
+      <w:r>
+        <w:rPr>
+          <w:noProof/>
+        </w:rPr>
+        <w:t>2</w:t>
       </w:r>
     </w:p>
     <w:p>
@@ -3753,7 +3857,13 @@
           <w:noProof/>
         </w:rPr>
         <w:tab/>
-        <w:t>11-12</w:t>
+        <w:t>12</w:t>
+      </w:r>
+      <w:r>
+        <w:rPr>
+          <w:noProof/>
+        </w:rPr>
+        <w:t>-13</w:t>
       </w:r>
     </w:p>
     <w:p>
@@ -3801,7 +3911,19 @@
           <w:noProof/>
         </w:rPr>
         <w:tab/>
-        <w:t>12-14</w:t>
+        <w:t>1</w:t>
+      </w:r>
+      <w:r>
+        <w:rPr>
+          <w:noProof/>
+        </w:rPr>
+        <w:t>3</w:t>
+      </w:r>
+      <w:r>
+        <w:rPr>
+          <w:noProof/>
+        </w:rPr>
+        <w:t>-14</w:t>
       </w:r>
     </w:p>
     <w:p>
@@ -3842,7 +3964,25 @@
         <w:rPr>
           <w:noProof/>
         </w:rPr>
-        <w:t>13-14</w:t>
+        <w:t>1</w:t>
+      </w:r>
+      <w:r>
+        <w:rPr>
+          <w:noProof/>
+        </w:rPr>
+        <w:t>4</w:t>
+      </w:r>
+      <w:r>
+        <w:rPr>
+          <w:noProof/>
+        </w:rPr>
+        <w:t>-1</w:t>
+      </w:r>
+      <w:r>
+        <w:rPr>
+          <w:noProof/>
+        </w:rPr>
+        <w:t>5</w:t>
       </w:r>
     </w:p>
     <w:p>
@@ -3891,7 +4031,7 @@
       </w:pPr>
       <w:bookmarkStart w:id="0" w:name="_Toc310799025"/>
       <w:bookmarkStart w:id="1" w:name="_Toc311230934"/>
-      <w:bookmarkStart w:id="2" w:name="_Toc233064299"/>
+      <w:bookmarkStart w:id="2" w:name="_Toc233199575"/>
       <w:r>
         <w:lastRenderedPageBreak/>
         <w:t>Uvod</w:t>
@@ -3904,7 +4044,7 @@
       <w:pPr>
         <w:pStyle w:val="Heading2"/>
       </w:pPr>
-      <w:bookmarkStart w:id="3" w:name="_Toc233064300"/>
+      <w:bookmarkStart w:id="3" w:name="_Toc233199576"/>
       <w:r>
         <w:t>MIPS arhitektura</w:t>
       </w:r>
@@ -3942,7 +4082,7 @@
         <w:pStyle w:val="Heading2"/>
       </w:pPr>
       <w:bookmarkStart w:id="4" w:name="_Hlk233061801"/>
-      <w:bookmarkStart w:id="5" w:name="_Toc233064301"/>
+      <w:bookmarkStart w:id="5" w:name="_Toc233199577"/>
       <w:r>
         <w:t>MAVN – MIPS Asembler Visokog Nivoa</w:t>
       </w:r>
@@ -3971,7 +4111,7 @@
           <w:lang w:val="sr-Cyrl-RS"/>
         </w:rPr>
       </w:pPr>
-      <w:bookmarkStart w:id="6" w:name="_Toc233064302"/>
+      <w:bookmarkStart w:id="6" w:name="_Toc233199578"/>
       <w:r>
         <w:rPr>
           <w:lang w:val="sr-Latn-RS"/>
@@ -3988,7 +4128,7 @@
         <w:t>-ni</w:t>
       </w:r>
       <w:r>
-        <w:t xml:space="preserve"> asemblerski jezik. Prevodilac podržava detekciju leksičkih i sintaksnih grešaka uz generisanje odgovarajućih izveštaja. Izlaz iz prevodioca predstavlja korektan asemblerski kod koji je moguće izvršiti na MIPS 32bit arhitekturi, tj. u QtSpim simulatoru.</w:t>
+        <w:t xml:space="preserve"> asemblerski jezik. Prevodilac podržava detekciju leksičkih i sintaksnih grešaka uz generisanje odgovarajućih izveštaja. Izlaz iz prevodioca predstavlja asemblerski kod koji je moguće izvršiti na MIPS 32bit arhitekturi, tj. u QtSpim simulatoru.</w:t>
       </w:r>
     </w:p>
     <w:p>
@@ -4050,22 +4190,6 @@
       <w:r>
         <w:t xml:space="preserve"> skoka)</w:t>
       </w:r>
-    </w:p>
-    <w:p>
-      <w:pPr>
-        <w:ind w:firstLine="360"/>
-      </w:pPr>
-      <w:r>
-        <w:t>Uz projekat se dostavlja i dokumentacija koja sadrži analizu problema, koncept rešenja, programsko rešenje i verifikaciju.</w:t>
-      </w:r>
-    </w:p>
-    <w:p>
-      <w:pPr>
-        <w:ind w:firstLine="0"/>
-        <w:rPr>
-          <w:lang w:val="sr-Latn-RS"/>
-        </w:rPr>
-      </w:pPr>
     </w:p>
     <w:p>
       <w:pPr>
@@ -4104,7 +4228,7 @@
       <w:bookmarkStart w:id="7" w:name="_Ref310798847"/>
       <w:bookmarkStart w:id="8" w:name="_Toc310799030"/>
       <w:bookmarkStart w:id="9" w:name="_Toc311230939"/>
-      <w:bookmarkStart w:id="10" w:name="_Toc233064303"/>
+      <w:bookmarkStart w:id="10" w:name="_Toc233199579"/>
       <w:r>
         <w:lastRenderedPageBreak/>
         <w:t>Anali</w:t>
@@ -4208,7 +4332,7 @@
         </w:numPr>
       </w:pPr>
       <w:r>
-        <w:t>Alokacija registara bo jenjem grafa: promenljivama koje nisu u smetnji može se dodeliti isti registar. Cilj je minimizovati broj korišćenih registara.</w:t>
+        <w:t>Alokacija registara bojenjem grafa: promenljivama koje nisu u smetnji može se dodeliti isti registar. Cilj je minimizovati broj korišćenih registara.</w:t>
       </w:r>
     </w:p>
     <w:p>
@@ -4230,7 +4354,13 @@
         <w:t>spill</w:t>
       </w:r>
       <w:r>
-        <w:t>): kada nije moguće obojiti graf sa raspoloživim brojem boja (registara), prevodilac to detektuje i signalizira.</w:t>
+        <w:t>): kada nije moguće obojiti graf sa raspoloživim brojem boja (registara), prevodilac to detektuje i</w:t>
+      </w:r>
+      <w:r>
+        <w:t xml:space="preserve"> zaustavlja prevođenje</w:t>
+      </w:r>
+      <w:r>
+        <w:t>.</w:t>
       </w:r>
     </w:p>
     <w:p>
@@ -4242,7 +4372,13 @@
         </w:numPr>
       </w:pPr>
       <w:r>
-        <w:t>Generisanje izlaznog MIPS fajla: na osnovu izvršene alokacije generisati sintaksno ispravan .mips fajl.</w:t>
+        <w:t>Generisanje izlaznog MIPS fajla: na osnovu izvršene alokacije generisati sintaksno ispravan .</w:t>
+      </w:r>
+      <w:r>
+        <w:t>o</w:t>
+      </w:r>
+      <w:r>
+        <w:t xml:space="preserve"> fajl.</w:t>
       </w:r>
     </w:p>
     <w:p>
@@ -4272,7 +4408,7 @@
       <w:bookmarkStart w:id="11" w:name="_Ref310798864"/>
       <w:bookmarkStart w:id="12" w:name="_Toc310799031"/>
       <w:bookmarkStart w:id="13" w:name="_Toc311230940"/>
-      <w:bookmarkStart w:id="14" w:name="_Toc233064304"/>
+      <w:bookmarkStart w:id="14" w:name="_Toc233199580"/>
       <w:r>
         <w:rPr>
           <w:lang w:val="sl-SI"/>
@@ -4392,7 +4528,7 @@
         <w:pStyle w:val="Heading2"/>
       </w:pPr>
       <w:bookmarkStart w:id="15" w:name="_Toc233061395"/>
-      <w:bookmarkStart w:id="16" w:name="_Toc233064305"/>
+      <w:bookmarkStart w:id="16" w:name="_Toc233199581"/>
       <w:r>
         <w:t>Leksička analiza</w:t>
       </w:r>
@@ -4431,13 +4567,7 @@
         </w:numPr>
       </w:pPr>
       <w:r>
-        <w:t xml:space="preserve">_mem i _reg – validacija u FSM-u: stanja 21 i 22 su međustanja </w:t>
-      </w:r>
-      <w:r>
-        <w:t>do kojih se stiže</w:t>
-      </w:r>
-      <w:r>
-        <w:t xml:space="preserve"> kada FSM pročita samo m ili r iza _. Tek kada sledi cifra, FSM prelazi u stanja koja emituju T_M_ID ili T_R_ID. Ako sledi slovo, FSM prelazi u stanje T_ID (nije validno ime). Ako sledi _, ide u stanje greške T_ERROR.</w:t>
+        <w:t>_mem i _reg – validacija u FSM-u</w:t>
       </w:r>
     </w:p>
     <w:p>
@@ -4449,25 +4579,22 @@
         </w:numPr>
       </w:pPr>
       <w:r>
-        <w:t xml:space="preserve">_func – validacija u lekseru (Do() metoda): ime funkcije mora početi malim slovom, a nastavak može biti kombinacija slova i brojeva, što odgovara opštem T_ID tokenu koji </w:t>
-      </w:r>
+        <w:t>_func – validacija u lekseru (Do() metoda): ime funkcije mora početi malim slovom, a nastavak može biti kombinacija slova i brojeva, što odgovara opštem T_ID tokenu koji FSM već prepoznaje. Umesto pravljenja novog FSM stanja, Do() metoda ručno čita sledeći token i proverava da li je T_ID.</w:t>
+      </w:r>
+    </w:p>
+    <w:p>
+      <w:pPr>
+        <w:spacing w:before="80" w:after="120"/>
+      </w:pPr>
+    </w:p>
+    <w:p>
+      <w:pPr>
+        <w:pStyle w:val="Heading2"/>
+      </w:pPr>
+      <w:bookmarkStart w:id="17" w:name="_Toc233061396"/>
+      <w:bookmarkStart w:id="18" w:name="_Toc233199582"/>
       <w:r>
         <w:lastRenderedPageBreak/>
-        <w:t>FSM već prepoznaje. Umesto pravljenja novog FSM stanja, Do() metoda ručno čita sledeći token i proverava da li je T_ID.</w:t>
-      </w:r>
-    </w:p>
-    <w:p>
-      <w:pPr>
-        <w:spacing w:before="80" w:after="120"/>
-      </w:pPr>
-    </w:p>
-    <w:p>
-      <w:pPr>
-        <w:pStyle w:val="Heading2"/>
-      </w:pPr>
-      <w:bookmarkStart w:id="17" w:name="_Toc233061396"/>
-      <w:bookmarkStart w:id="18" w:name="_Toc233064306"/>
-      <w:r>
         <w:t>Sintaksna analiza</w:t>
       </w:r>
       <w:bookmarkEnd w:id="17"/>
@@ -4898,7 +5025,7 @@
         <w:pStyle w:val="Heading2"/>
       </w:pPr>
       <w:bookmarkStart w:id="21" w:name="_Toc233061397"/>
-      <w:bookmarkStart w:id="22" w:name="_Toc233064307"/>
+      <w:bookmarkStart w:id="22" w:name="_Toc233199583"/>
       <w:r>
         <w:t>Analiza životnog veka (Liveness Analysis)</w:t>
       </w:r>
@@ -4954,7 +5081,10 @@
         <w:t xml:space="preserve"> (pred)</w:t>
       </w:r>
       <w:r>
-        <w:t>, sledbenika</w:t>
+        <w:t xml:space="preserve">, </w:t>
+      </w:r>
+      <w:r>
+        <w:t>naslednika</w:t>
       </w:r>
       <w:r>
         <w:t xml:space="preserve"> (succ)</w:t>
@@ -4990,13 +5120,19 @@
         </w:numPr>
       </w:pPr>
       <w:r>
+        <w:t>Rezultat: skupovi in i out za svaku instrukciju, koji opisuju koje promenljive su žive na ulasku i izlasku iz svakog čvora.</w:t>
+      </w:r>
+    </w:p>
+    <w:p>
+      <w:r>
         <w:lastRenderedPageBreak/>
-        <w:t>Rezultat: skupovi in i out za svaku instrukciju, koji opisuju koje promenljive su žive na ulasku i izlasku iz svakog čvora.</w:t>
-      </w:r>
-    </w:p>
-    <w:p>
-      <w:r>
-        <w:t>Posebna pažnja posvećena je instrukcijama grananja (B, BLTZ): za njih sledbenik nije samo naredna instrukcija već i instrukcija na koju labela pokazuje, što je ispravno implementirano kroz sistem labela</w:t>
+        <w:t xml:space="preserve">Posebna pažnja posvećena je instrukcijama grananja (B, BLTZ): za njih </w:t>
+      </w:r>
+      <w:r>
+        <w:t>naslednik</w:t>
+      </w:r>
+      <w:r>
+        <w:t xml:space="preserve"> nije samo naredna instrukcija već i instrukcija na koju labela pokazuje, što je ispravno implementirano kroz sistem labela</w:t>
       </w:r>
       <w:r>
         <w:t xml:space="preserve"> i funkciju koja konstruiše tok programa</w:t>
@@ -5015,7 +5151,7 @@
         <w:pStyle w:val="Heading2"/>
       </w:pPr>
       <w:bookmarkStart w:id="23" w:name="_Toc233061398"/>
-      <w:bookmarkStart w:id="24" w:name="_Toc233064308"/>
+      <w:bookmarkStart w:id="24" w:name="_Toc233199584"/>
       <w:r>
         <w:t>Zauzimanje resursa (Alokacija registara)</w:t>
       </w:r>
@@ -5133,7 +5269,7 @@
         <w:pStyle w:val="Heading2"/>
       </w:pPr>
       <w:bookmarkStart w:id="25" w:name="_Toc233061399"/>
-      <w:bookmarkStart w:id="26" w:name="_Toc233064309"/>
+      <w:bookmarkStart w:id="26" w:name="_Toc233199585"/>
       <w:r>
         <w:t>Generisanje MIPS fajla</w:t>
       </w:r>
@@ -5154,7 +5290,19 @@
         <w:t>-</w:t>
       </w:r>
       <w:r>
-        <w:t xml:space="preserve"> generiše se izlazni .mips fajl u skladu sa sintaksom MIPS 32bit asemblerskog jezika. Fajl sadrži:</w:t>
+        <w:t xml:space="preserve"> generiše se izlazni </w:t>
+      </w:r>
+      <w:r>
+        <w:t xml:space="preserve">asemblerski </w:t>
+      </w:r>
+      <w:r>
+        <w:t>.</w:t>
+      </w:r>
+      <w:r>
+        <w:t>o</w:t>
+      </w:r>
+      <w:r>
+        <w:t xml:space="preserve"> fajl u skladu sa sintaksom MIPS 32bit asemblerskog jezika. Fajl sadrži:</w:t>
       </w:r>
     </w:p>
     <w:p>
@@ -5221,7 +5369,7 @@
           <w:lang w:val="sl-SI"/>
         </w:rPr>
       </w:pPr>
-      <w:bookmarkStart w:id="27" w:name="_Toc233064310"/>
+      <w:bookmarkStart w:id="27" w:name="_Toc233199586"/>
       <w:r>
         <w:rPr>
           <w:lang w:val="sl-SI"/>
@@ -5236,7 +5384,7 @@
         <w:pStyle w:val="Heading2"/>
       </w:pPr>
       <w:bookmarkStart w:id="28" w:name="_Toc233061401"/>
-      <w:bookmarkStart w:id="29" w:name="_Toc233064311"/>
+      <w:bookmarkStart w:id="29" w:name="_Toc233199587"/>
       <w:r>
         <w:t>Organizacija projekta</w:t>
       </w:r>
@@ -5391,7 +5539,15 @@
           <w:sz w:val="18"/>
           <w:szCs w:val="18"/>
         </w:rPr>
-        <w:t>Generation/     # Generisanje MIPS fajla</w:t>
+        <w:t xml:space="preserve">Generation/     # Generisanje </w:t>
+      </w:r>
+      <w:r>
+        <w:rPr>
+          <w:rFonts w:ascii="Courier New" w:eastAsia="Courier New" w:hAnsi="Courier New" w:cs="Courier New"/>
+          <w:sz w:val="18"/>
+          <w:szCs w:val="18"/>
+        </w:rPr>
+        <w:t>asemblerske datoteke</w:t>
       </w:r>
     </w:p>
     <w:p>
@@ -5424,7 +5580,7 @@
         <w:pStyle w:val="Heading2"/>
       </w:pPr>
       <w:bookmarkStart w:id="30" w:name="_Toc233061402"/>
-      <w:bookmarkStart w:id="31" w:name="_Toc233064312"/>
+      <w:bookmarkStart w:id="31" w:name="_Toc233199588"/>
       <w:r>
         <w:t>Leksička analiza</w:t>
       </w:r>
@@ -5438,19 +5594,25 @@
     </w:p>
     <w:p>
       <w:r>
-        <w:t>Dodata su stanja u automatu sa konačnim brojem stanja - s</w:t>
-      </w:r>
-      <w:r>
-        <w:t xml:space="preserve">tanja 21 i 22 </w:t>
-      </w:r>
-      <w:r>
-        <w:t>(</w:t>
-      </w:r>
-      <w:r>
-        <w:t>međustanja za prepoznavanje _mem i _reg deklaracija</w:t>
-      </w:r>
-      <w:r>
-        <w:t xml:space="preserve">, gde automat prelazi u stanje greške ako iza m ili r sledi slovo umesto cifre), kao i dodatna stanja koja obezbeđuju ispravno tokenizovanje instrukcija koje su dodate kao proširenje za MAVN jezik. </w:t>
+        <w:t xml:space="preserve">Dodata su stanja u automatu sa konačnim brojem stanja - </w:t>
+      </w:r>
+      <w:r>
+        <w:t>međustanja</w:t>
+      </w:r>
+      <w:r>
+        <w:t xml:space="preserve"> 21 i 22 do kojih se stiže kada FSM pročita samo m ili r iza </w:t>
+      </w:r>
+      <w:r>
+        <w:t>donje crte (</w:t>
+      </w:r>
+      <w:r>
+        <w:t>_</w:t>
+      </w:r>
+      <w:r>
+        <w:t>)</w:t>
+      </w:r>
+      <w:r>
+        <w:t>. Tek kada sledi cifra, FSM prelazi u stanja koja emituju T_M_ID ili T_R_ID. Ako sledi slovo, FSM prelazi u stanje T_ID (nije validno ime za memorijsku ili registarsku promenljivu, ali jeste za standardni identifikator). Ako sledi _, ide u stanje greške T_ERROR.</w:t>
       </w:r>
     </w:p>
     <w:p>
@@ -5459,18 +5621,21 @@
       </w:r>
     </w:p>
     <w:p>
-      <w:pPr>
-        <w:spacing w:before="80" w:after="120"/>
-      </w:pPr>
+      <w:r>
+        <w:lastRenderedPageBreak/>
+        <w:t xml:space="preserve">Implementirana su i </w:t>
+      </w:r>
+      <w:r>
+        <w:t xml:space="preserve">dodatna stanja koja obezbeđuju ispravno tokenizovanje instrukcija koje su dodate kao proširenje za MAVN jezik.  </w:t>
+      </w:r>
     </w:p>
     <w:p>
       <w:pPr>
         <w:pStyle w:val="Heading2"/>
       </w:pPr>
       <w:bookmarkStart w:id="32" w:name="_Toc233061403"/>
-      <w:bookmarkStart w:id="33" w:name="_Toc233064313"/>
-      <w:r>
-        <w:lastRenderedPageBreak/>
+      <w:bookmarkStart w:id="33" w:name="_Toc233199589"/>
+      <w:r>
         <w:t>Sintaksna analiza</w:t>
       </w:r>
       <w:bookmarkEnd w:id="32"/>
@@ -5652,7 +5817,10 @@
         <w:t xml:space="preserve"> su izuzeci - </w:t>
       </w:r>
       <w:r>
-        <w:t>sledbenik je i instrukcija na koju pokazuje labela</w:t>
+        <w:t>naslenik</w:t>
+      </w:r>
+      <w:r>
+        <w:t xml:space="preserve"> je i instrukcija na koju pokazuje labela</w:t>
       </w:r>
       <w:r>
         <w:t xml:space="preserve"> (tj. samo ta instrukcija, ukoliko je instrukcija B - </w:t>
@@ -5701,7 +5869,7 @@
         <w:pStyle w:val="Heading2"/>
       </w:pPr>
       <w:bookmarkStart w:id="34" w:name="_Toc233061404"/>
-      <w:bookmarkStart w:id="35" w:name="_Toc233064314"/>
+      <w:bookmarkStart w:id="35" w:name="_Toc233199590"/>
       <w:r>
         <w:t>Analiza životnog veka</w:t>
       </w:r>
@@ -5757,6 +5925,7 @@
     </w:p>
     <w:p>
       <w:r>
+        <w:lastRenderedPageBreak/>
         <w:t>Iteracije se ponavljaju dok se out i in skupovi ne stabilizuju. Implementacija je prilagodjena zahtevima projekta na osnovu koda sa vežbi.</w:t>
       </w:r>
     </w:p>
@@ -5765,9 +5934,8 @@
         <w:pStyle w:val="Heading2"/>
       </w:pPr>
       <w:bookmarkStart w:id="36" w:name="_Toc233061405"/>
-      <w:bookmarkStart w:id="37" w:name="_Toc233064315"/>
-      <w:r>
-        <w:lastRenderedPageBreak/>
+      <w:bookmarkStart w:id="37" w:name="_Toc233199591"/>
+      <w:r>
         <w:t>Alokacija resursa</w:t>
       </w:r>
       <w:bookmarkEnd w:id="36"/>
@@ -5827,10 +5995,7 @@
         <w:t xml:space="preserve"> dodeli isti fizički registar promenljivama čiji se životni vekovi preklapaju, što je prethodno uzrokovalo greške u generisanju koda (pojavu nealociranih $?? simbola).</w:t>
       </w:r>
       <w:r>
-        <w:t xml:space="preserve"> </w:t>
-      </w:r>
-      <w:r>
-        <w:t>Dimenzija matrice smetnji određena je na osnovu najveće pozicije registra (maxPos+1). Dve promenljive koje su istovremeno žive dobijaju oznaku __INTERFERENCE__.</w:t>
+        <w:t xml:space="preserve"> Dimenzija matrice smetnji određena je na osnovu najveće pozicije registra (maxPos+1). Dve promenljive koje su istovremeno žive dobijaju oznaku __INTERFERENCE__.</w:t>
       </w:r>
     </w:p>
     <w:p>
@@ -5907,17 +6072,18 @@
     </w:p>
     <w:p>
       <w:pPr>
-        <w:spacing w:before="80" w:after="120"/>
-      </w:pPr>
-    </w:p>
-    <w:p>
-      <w:pPr>
         <w:pStyle w:val="Heading2"/>
       </w:pPr>
       <w:bookmarkStart w:id="38" w:name="_Toc233061406"/>
-      <w:bookmarkStart w:id="39" w:name="_Toc233064316"/>
-      <w:r>
-        <w:t>Generisanje MIPS fajla</w:t>
+      <w:bookmarkStart w:id="39" w:name="_Toc233199592"/>
+      <w:r>
+        <w:t xml:space="preserve">Generisanje MIPS </w:t>
+      </w:r>
+      <w:r>
+        <w:t xml:space="preserve">.o </w:t>
+      </w:r>
+      <w:r>
+        <w:t>fajla</w:t>
       </w:r>
       <w:bookmarkEnd w:id="38"/>
       <w:bookmarkEnd w:id="39"/>
@@ -5933,7 +6099,6 @@
         <w:t>:</w:t>
       </w:r>
     </w:p>
-    <w:p/>
     <w:p>
       <w:pPr>
         <w:pBdr>
@@ -6151,7 +6316,9 @@
     </w:p>
     <w:p>
       <w:pPr>
+        <w:spacing w:line="240" w:lineRule="auto"/>
         <w:ind w:firstLine="0"/>
+        <w:jc w:val="left"/>
         <w:sectPr>
           <w:headerReference w:type="default" r:id="rId18"/>
           <w:pgSz w:w="11907" w:h="16840" w:code="9"/>
@@ -6159,6 +6326,146 @@
           <w:cols w:space="720"/>
         </w:sectPr>
       </w:pPr>
+    </w:p>
+    <w:p>
+      <w:pPr>
+        <w:pStyle w:val="Heading1"/>
+        <w:ind w:right="0"/>
+        <w:rPr>
+          <w:lang w:val="sl-SI"/>
+        </w:rPr>
+      </w:pPr>
+      <w:bookmarkStart w:id="41" w:name="_Toc233199593"/>
+      <w:r>
+        <w:rPr>
+          <w:lang w:val="sl-SI"/>
+        </w:rPr>
+        <w:lastRenderedPageBreak/>
+        <w:t>Uputstvo za pokretanje projekta</w:t>
+      </w:r>
+      <w:bookmarkEnd w:id="41"/>
+    </w:p>
+    <w:p>
+      <w:r>
+        <w:t xml:space="preserve">Za pokretanje projekta potrebno je  dodati .mavn datoteku koju treba prevesti u podfolder </w:t>
+      </w:r>
+      <w:r>
+        <w:rPr>
+          <w:i/>
+          <w:iCs/>
+        </w:rPr>
+        <w:t xml:space="preserve">examples/ </w:t>
+      </w:r>
+      <w:r>
+        <w:t>i u glavnoj datoteci projekta, u main() funkciji (main.cpp datoteka) navesti putanju do datoteke koja se prevodi (npr</w:t>
+      </w:r>
+      <w:r>
+        <w:t xml:space="preserve">. </w:t>
+      </w:r>
+      <w:r>
+        <w:rPr>
+          <w:i/>
+          <w:iCs/>
+        </w:rPr>
+        <w:t>s</w:t>
+      </w:r>
+      <w:r>
+        <w:rPr>
+          <w:i/>
+          <w:iCs/>
+          <w:lang w:val="en-US"/>
+        </w:rPr>
+        <w:t>tring fileName = ".\\..\\examples\\simple.mavn";</w:t>
+      </w:r>
+      <w:r>
+        <w:t>)</w:t>
+      </w:r>
+      <w:r>
+        <w:t>.</w:t>
+      </w:r>
+      <w:r>
+        <w:t xml:space="preserve"> </w:t>
+      </w:r>
+      <w:r>
+        <w:t>Projekat se otvara i pokreće u</w:t>
+      </w:r>
+      <w:r>
+        <w:t xml:space="preserve"> okruženju</w:t>
+      </w:r>
+      <w:r>
+        <w:t xml:space="preserve"> </w:t>
+      </w:r>
+      <w:r>
+        <w:rPr>
+          <w:i/>
+          <w:iCs/>
+        </w:rPr>
+        <w:t>Visual Studio</w:t>
+      </w:r>
+      <w:r>
+        <w:rPr>
+          <w:i/>
+          <w:iCs/>
+        </w:rPr>
+        <w:t xml:space="preserve">, </w:t>
+      </w:r>
+      <w:r>
+        <w:t>a Windows SDK verzija je 10.0</w:t>
+      </w:r>
+      <w:r>
+        <w:rPr>
+          <w:i/>
+          <w:iCs/>
+        </w:rPr>
+        <w:t>.</w:t>
+      </w:r>
+      <w:r>
+        <w:rPr>
+          <w:i/>
+          <w:iCs/>
+        </w:rPr>
+        <w:t xml:space="preserve"> </w:t>
+      </w:r>
+      <w:r>
+        <w:t xml:space="preserve">Potrebno je imati instaliran i namešten prevodilac i debager za programski jezik </w:t>
+      </w:r>
+      <w:r>
+        <w:rPr>
+          <w:i/>
+          <w:iCs/>
+        </w:rPr>
+        <w:t>C++</w:t>
+      </w:r>
+      <w:r>
+        <w:rPr>
+          <w:i/>
+          <w:iCs/>
+        </w:rPr>
+        <w:t xml:space="preserve">, </w:t>
+      </w:r>
+      <w:r>
+        <w:t>a standard je ISO C++14</w:t>
+      </w:r>
+      <w:r>
+        <w:rPr>
+          <w:i/>
+          <w:iCs/>
+        </w:rPr>
+        <w:t>.</w:t>
+      </w:r>
+    </w:p>
+    <w:p>
+      <w:pPr>
+        <w:sectPr>
+          <w:headerReference w:type="default" r:id="rId19"/>
+          <w:pgSz w:w="11907" w:h="16840" w:code="9"/>
+          <w:pgMar w:top="1134" w:right="851" w:bottom="1134" w:left="1701" w:header="567" w:footer="567" w:gutter="0"/>
+          <w:cols w:space="720"/>
+        </w:sectPr>
+      </w:pPr>
+      <w:r>
+        <w:t>Nakon pokretanja projekta, u terminalu će biti opisana greška pri prevođenju, ukoliko ima greške, kao i ispis svih faza prevođenja do tog momenta. Ukoliko nema greške, u terminalu će biti ispisan sadržaj prevedene datoteke, a ona sama će biti smeštena u istom folderu kao i ulazna datoteka samo sa ekstrenzijom .s umesto .mips.</w:t>
+      </w:r>
     </w:p>
     <w:p>
       <w:pPr>
@@ -6173,7 +6480,7 @@
           <w:lang w:val="sl-SI"/>
         </w:rPr>
       </w:pPr>
-      <w:bookmarkStart w:id="41" w:name="_Toc233064317"/>
+      <w:bookmarkStart w:id="42" w:name="_Toc233199594"/>
       <w:bookmarkEnd w:id="19"/>
       <w:r>
         <w:rPr>
@@ -6182,7 +6489,7 @@
         <w:lastRenderedPageBreak/>
         <w:t>Verifikacija</w:t>
       </w:r>
-      <w:bookmarkEnd w:id="41"/>
+      <w:bookmarkEnd w:id="42"/>
     </w:p>
     <w:p>
       <w:r>
@@ -6198,25 +6505,25 @@
       <w:pPr>
         <w:pStyle w:val="Heading2"/>
       </w:pPr>
-      <w:bookmarkStart w:id="42" w:name="_Toc233061408"/>
-      <w:bookmarkStart w:id="43" w:name="_Toc233064318"/>
+      <w:bookmarkStart w:id="43" w:name="_Toc233061408"/>
+      <w:bookmarkStart w:id="44" w:name="_Toc233199595"/>
       <w:r>
         <w:t>Testni skupovi</w:t>
       </w:r>
-      <w:bookmarkEnd w:id="42"/>
       <w:bookmarkEnd w:id="43"/>
+      <w:bookmarkEnd w:id="44"/>
     </w:p>
     <w:p>
       <w:pPr>
         <w:pStyle w:val="Heading3"/>
       </w:pPr>
-      <w:bookmarkStart w:id="44" w:name="_Toc233061409"/>
-      <w:bookmarkStart w:id="45" w:name="_Toc233064319"/>
+      <w:bookmarkStart w:id="45" w:name="_Toc233061409"/>
+      <w:bookmarkStart w:id="46" w:name="_Toc233199596"/>
       <w:r>
         <w:t>simple.mavn – Osnovne instrukcije</w:t>
       </w:r>
-      <w:bookmarkEnd w:id="44"/>
       <w:bookmarkEnd w:id="45"/>
+      <w:bookmarkEnd w:id="46"/>
     </w:p>
     <w:p>
       <w:r>
@@ -7154,13 +7461,13 @@
       <w:pPr>
         <w:pStyle w:val="Heading3"/>
       </w:pPr>
-      <w:bookmarkStart w:id="46" w:name="_Toc233061410"/>
-      <w:bookmarkStart w:id="47" w:name="_Toc233064320"/>
+      <w:bookmarkStart w:id="47" w:name="_Toc233061410"/>
+      <w:bookmarkStart w:id="48" w:name="_Toc233199597"/>
       <w:r>
         <w:t>multiply.mavn – Složena alokacija (spill i bez spilla)</w:t>
       </w:r>
-      <w:bookmarkEnd w:id="46"/>
       <w:bookmarkEnd w:id="47"/>
+      <w:bookmarkEnd w:id="48"/>
     </w:p>
     <w:p>
       <w:r>
@@ -8584,13 +8891,13 @@
       <w:pPr>
         <w:pStyle w:val="Heading3"/>
       </w:pPr>
-      <w:bookmarkStart w:id="48" w:name="_Toc233061411"/>
-      <w:bookmarkStart w:id="49" w:name="_Toc233064321"/>
+      <w:bookmarkStart w:id="49" w:name="_Toc233061411"/>
+      <w:bookmarkStart w:id="50" w:name="_Toc233199598"/>
       <w:r>
         <w:t>commands.mavn – Nove instrukcije</w:t>
       </w:r>
-      <w:bookmarkEnd w:id="48"/>
       <w:bookmarkEnd w:id="49"/>
+      <w:bookmarkEnd w:id="50"/>
     </w:p>
     <w:p>
       <w:r>
@@ -9630,13 +9937,13 @@
       <w:pPr>
         <w:pStyle w:val="Heading3"/>
       </w:pPr>
-      <w:bookmarkStart w:id="50" w:name="_Toc233061412"/>
-      <w:bookmarkStart w:id="51" w:name="_Toc233064322"/>
+      <w:bookmarkStart w:id="51" w:name="_Toc233061412"/>
+      <w:bookmarkStart w:id="52" w:name="_Toc233199599"/>
       <w:r>
         <w:t>test.mavn – Kompleksno grananje i višestruke labele</w:t>
       </w:r>
-      <w:bookmarkEnd w:id="50"/>
       <w:bookmarkEnd w:id="51"/>
+      <w:bookmarkEnd w:id="52"/>
     </w:p>
     <w:p>
       <w:r>
@@ -11329,7 +11636,7 @@
           <w:color w:val="888888"/>
         </w:rPr>
       </w:pPr>
-      <w:bookmarkStart w:id="52" w:name="_Hlk233113399"/>
+      <w:bookmarkStart w:id="53" w:name="_Hlk233113399"/>
       <w:r>
         <w:rPr>
           <w:i/>
@@ -11339,7 +11646,7 @@
         <w:t>[Tabela 6 – Prevođenje datoteke test.mavn]</w:t>
       </w:r>
     </w:p>
-    <w:bookmarkEnd w:id="52"/>
+    <w:bookmarkEnd w:id="53"/>
     <w:p>
       <w:r>
         <w:t>8 registarskih promenljivih uspeo je da se alocira u samo 4 hardverska registra (što je minimalan broj po specifikaciji), zahvaljujući preciznoj liveness analizi koja je ispravno utvrdila da se životni vekovi većine promenljivih ne preklapaju.</w:t>
@@ -11354,13 +11661,13 @@
       <w:pPr>
         <w:pStyle w:val="Heading2"/>
       </w:pPr>
-      <w:bookmarkStart w:id="53" w:name="_Toc233061413"/>
-      <w:bookmarkStart w:id="54" w:name="_Toc233064323"/>
+      <w:bookmarkStart w:id="54" w:name="_Toc233061413"/>
+      <w:bookmarkStart w:id="55" w:name="_Toc233199600"/>
       <w:r>
         <w:t>Rezultati i analiza</w:t>
       </w:r>
-      <w:bookmarkEnd w:id="53"/>
       <w:bookmarkEnd w:id="54"/>
+      <w:bookmarkEnd w:id="55"/>
     </w:p>
     <w:p>
       <w:pPr>
@@ -11444,8 +11751,6 @@
       </w:pPr>
       <w:r>
         <w:rPr>
-          <w:b/>
-          <w:bCs/>
           <w:lang w:val="en-US"/>
         </w:rPr>
         <w:t>Optimizacija alokacije registara:</w:t>
@@ -11481,8 +11786,6 @@
       </w:pPr>
       <w:r>
         <w:rPr>
-          <w:b/>
-          <w:bCs/>
           <w:lang w:val="en-US"/>
         </w:rPr>
         <w:t>Proširenje skupa instrukcija:</w:t>
@@ -11518,8 +11821,6 @@
       </w:pPr>
       <w:r>
         <w:rPr>
-          <w:b/>
-          <w:bCs/>
           <w:lang w:val="en-US"/>
         </w:rPr>
         <w:t>Upravljanje resursima i detekcija prelivanja:</w:t>
@@ -11542,41 +11843,22 @@
         <w:rPr>
           <w:lang w:val="en-US"/>
         </w:rPr>
-        <w:t>) funkcioniše pouzdano. Ovo ponašanje je uspešno verifikovano kroz test-primer multiply.mavn sa restriktivnim parametrima alokacije (ograničenje na 4 registra), gde je sistem ispravno prepoznao potrebu za privremenim skladištenjem vrednosti u memoriju.</w:t>
-      </w:r>
-    </w:p>
-    <w:p>
-      <w:pPr>
-        <w:numPr>
-          <w:ilvl w:val="0"/>
-          <w:numId w:val="11"/>
-        </w:numPr>
+        <w:t xml:space="preserve">) funkcioniše pouzdano. Ovo ponašanje je uspešno verifikovano kroz test-primer multiply.mavn, gde je sistem ispravno prepoznao </w:t>
+      </w:r>
+      <w:r>
         <w:rPr>
           <w:lang w:val="en-US"/>
         </w:rPr>
-      </w:pPr>
-      <w:r>
-        <w:rPr>
-          <w:b/>
-          <w:bCs/>
+        <w:t>prelivanje.</w:t>
+      </w:r>
+    </w:p>
+    <w:p>
+      <w:pPr>
+        <w:rPr>
           <w:lang w:val="en-US"/>
         </w:rPr>
-        <w:t>Kontrola toka izvršavanja:</w:t>
-      </w:r>
-      <w:r>
-        <w:rPr>
-          <w:lang w:val="en-US"/>
-        </w:rPr>
-        <w:t xml:space="preserve"> Prevodilac se uspešno nosi sa složenijim strukturama kontrole toka. Na primeru test.mavn potvrđeno je da se grananja koja uključuju višestruke labele obrađuju bez grešaka, zadržavajući pritom konzistentnost skokova i ispravnost ciljnih adresa.</w:t>
-      </w:r>
-    </w:p>
-    <w:p>
-      <w:pPr>
-        <w:rPr>
-          <w:lang w:val="en-US"/>
-        </w:rPr>
         <w:sectPr>
-          <w:headerReference w:type="default" r:id="rId19"/>
+          <w:headerReference w:type="default" r:id="rId20"/>
           <w:pgSz w:w="11907" w:h="16840" w:code="9"/>
           <w:pgMar w:top="1134" w:right="851" w:bottom="1134" w:left="1701" w:header="567" w:footer="567" w:gutter="0"/>
           <w:cols w:space="720"/>
@@ -11586,7 +11868,6 @@
         <w:rPr>
           <w:lang w:val="en-US"/>
         </w:rPr>
-        <w:lastRenderedPageBreak/>
         <w:t xml:space="preserve">Konačni rezultati </w:t>
       </w:r>
       <w:r>
@@ -11630,7 +11911,7 @@
           <w:lang w:val="sl-SI"/>
         </w:rPr>
       </w:pPr>
-      <w:bookmarkStart w:id="55" w:name="_Toc233064324"/>
+      <w:bookmarkStart w:id="56" w:name="_Toc233199601"/>
       <w:r>
         <w:rPr>
           <w:lang w:val="sl-SI"/>
@@ -11638,7 +11919,7 @@
         <w:lastRenderedPageBreak/>
         <w:t>Zaključak</w:t>
       </w:r>
-      <w:bookmarkEnd w:id="55"/>
+      <w:bookmarkEnd w:id="56"/>
     </w:p>
     <w:p>
       <w:r>
@@ -11695,7 +11976,13 @@
         </w:numPr>
       </w:pPr>
       <w:r>
-        <w:t>Podržava tri dodatne instrukcije (AND, SLT, JR) van osnovnog skupa od 10.</w:t>
+        <w:t>Podržava tri dodatne instrukcije (AND, SLT, JR) van osnovnog skupa od 10</w:t>
+      </w:r>
+      <w:r>
+        <w:t xml:space="preserve"> instrukcija</w:t>
+      </w:r>
+      <w:r>
+        <w:t>.</w:t>
       </w:r>
     </w:p>
     <w:p>
@@ -11765,7 +12052,7 @@
       </w:r>
     </w:p>
     <w:sectPr>
-      <w:headerReference w:type="default" r:id="rId20"/>
+      <w:headerReference w:type="default" r:id="rId21"/>
       <w:pgSz w:w="11907" w:h="16840" w:code="9"/>
       <w:pgMar w:top="1134" w:right="851" w:bottom="1134" w:left="1701" w:header="567" w:footer="567" w:gutter="0"/>
       <w:cols w:space="720"/>
@@ -11989,7 +12276,7 @@
               <v:shape id="_x0000_i1025" type="#_x0000_t75" style="width:63.95pt;height:59.9pt" fillcolor="window">
                 <v:imagedata r:id="rId1" o:title=""/>
               </v:shape>
-              <o:OLEObject Type="Embed" ProgID="PBrush" ShapeID="_x0000_i1025" DrawAspect="Content" ObjectID="_1843763483" r:id="rId2"/>
+              <o:OLEObject Type="Embed" ProgID="PBrush" ShapeID="_x0000_i1025" DrawAspect="Content" ObjectID="_1843812406" r:id="rId2"/>
             </w:object>
           </w:r>
         </w:p>
@@ -12157,6 +12444,53 @@
 <w:hdr xmlns:wpc="http://schemas.microsoft.com/office/word/2010/wordprocessingCanvas" xmlns:cx="http://schemas.microsoft.com/office/drawing/2014/chartex" xmlns:cx1="http://schemas.microsoft.com/office/drawing/2015/9/8/chartex" xmlns:cx2="http://schemas.microsoft.com/office/drawing/2015/10/21/chartex" xmlns:cx3="http://schemas.microsoft.com/office/drawing/2016/5/9/chartex" xmlns:cx4="http://schemas.microsoft.com/office/drawing/2016/5/10/chartex" xmlns:cx5="http://schemas.microsoft.com/office/drawing/2016/5/11/chartex" xmlns:cx6="http://schemas.microsoft.com/office/drawing/2016/5/12/chartex" xmlns:cx7="http://schemas.microsoft.com/office/drawing/2016/5/13/chartex" xmlns:cx8="http://schemas.microsoft.com/office/drawing/2016/5/14/chartex" xmlns:mc="http://schemas.openxmlformats.org/markup-compatibility/2006" xmlns:aink="http://schemas.microsoft.com/office/drawing/2016/ink" xmlns:am3d="http://schemas.microsoft.com/office/drawing/2017/model3d" xmlns:o="urn:schemas-microsoft-com:office:office" xmlns:oel="http://schemas.microsoft.com/office/2019/extlst" xmlns:r="http://schemas.openxmlformats.org/officeDocument/2006/relationships" xmlns:m="http://schemas.openxmlformats.org/officeDocument/2006/math" xmlns:v="urn:schemas-microsoft-com:vml" xmlns:wp14="http://schemas.microsoft.com/office/word/2010/wordprocessingDrawing" xmlns:wp="http://schemas.openxmlformats.org/drawingml/2006/wordprocessingDrawing" xmlns:w10="urn:schemas-microsoft-com:office:word" xmlns:w="http://schemas.openxmlformats.org/wordprocessingml/2006/main" xmlns:w14="http://schemas.microsoft.com/office/word/2010/wordml" xmlns:w15="http://schemas.microsoft.com/office/word/2012/wordml" xmlns:w16cex="http://schemas.microsoft.com/office/word/2018/wordml/cex" xmlns:w16cid="http://schemas.microsoft.com/office/word/2016/wordml/cid" xmlns:w16="http://schemas.microsoft.com/office/word/2018/wordml" xmlns:w16du="http://schemas.microsoft.com/office/word/2023/wordml/word16du" xmlns:w16sdtdh="http://schemas.microsoft.com/office/word/2020/wordml/sdtdatahash" xmlns:w16sdtfl="http://schemas.microsoft.com/office/word/2024/wordml/sdtformatlock" xmlns:w16se="http://schemas.microsoft.com/office/word/2015/wordml/symex" xmlns:wpg="http://schemas.microsoft.com/office/word/2010/wordprocessingGroup" xmlns:wpi="http://schemas.microsoft.com/office/word/2010/wordprocessingInk" xmlns:wne="http://schemas.microsoft.com/office/word/2006/wordml" xmlns:wps="http://schemas.microsoft.com/office/word/2010/wordprocessingShape" mc:Ignorable="w14 w15 w16se w16cid w16 w16cex w16sdtdh w16sdtfl w16du wp14">
   <w:p>
     <w:pPr>
+      <w:pStyle w:val="TOC5"/>
+      <w:pBdr>
+        <w:bottom w:val="single" w:sz="4" w:space="1" w:color="auto"/>
+      </w:pBdr>
+      <w:tabs>
+        <w:tab w:val="center" w:pos="4678"/>
+        <w:tab w:val="right" w:pos="9356"/>
+      </w:tabs>
+      <w:jc w:val="right"/>
+    </w:pPr>
+    <w:r>
+      <w:rPr>
+        <w:lang w:val="sl-SI"/>
+      </w:rPr>
+      <w:fldChar w:fldCharType="begin"/>
+    </w:r>
+    <w:r>
+      <w:instrText xml:space="preserve"> REF _Ref310798913 \h </w:instrText>
+    </w:r>
+    <w:r>
+      <w:rPr>
+        <w:lang w:val="sl-SI"/>
+      </w:rPr>
+      <w:fldChar w:fldCharType="separate"/>
+    </w:r>
+    <w:r>
+      <w:rPr>
+        <w:b/>
+        <w:bCs/>
+        <w:lang w:val="en-US"/>
+      </w:rPr>
+      <w:t>Error! Reference source not found.</w:t>
+    </w:r>
+    <w:r>
+      <w:rPr>
+        <w:lang w:val="sl-SI"/>
+      </w:rPr>
+      <w:fldChar w:fldCharType="end"/>
+    </w:r>
+  </w:p>
+</w:hdr>
+</file>
+
+<file path=word/header11.xml><?xml version="1.0" encoding="utf-8"?>
+<w:hdr xmlns:wpc="http://schemas.microsoft.com/office/word/2010/wordprocessingCanvas" xmlns:cx="http://schemas.microsoft.com/office/drawing/2014/chartex" xmlns:cx1="http://schemas.microsoft.com/office/drawing/2015/9/8/chartex" xmlns:cx2="http://schemas.microsoft.com/office/drawing/2015/10/21/chartex" xmlns:cx3="http://schemas.microsoft.com/office/drawing/2016/5/9/chartex" xmlns:cx4="http://schemas.microsoft.com/office/drawing/2016/5/10/chartex" xmlns:cx5="http://schemas.microsoft.com/office/drawing/2016/5/11/chartex" xmlns:cx6="http://schemas.microsoft.com/office/drawing/2016/5/12/chartex" xmlns:cx7="http://schemas.microsoft.com/office/drawing/2016/5/13/chartex" xmlns:cx8="http://schemas.microsoft.com/office/drawing/2016/5/14/chartex" xmlns:mc="http://schemas.openxmlformats.org/markup-compatibility/2006" xmlns:aink="http://schemas.microsoft.com/office/drawing/2016/ink" xmlns:am3d="http://schemas.microsoft.com/office/drawing/2017/model3d" xmlns:o="urn:schemas-microsoft-com:office:office" xmlns:oel="http://schemas.microsoft.com/office/2019/extlst" xmlns:r="http://schemas.openxmlformats.org/officeDocument/2006/relationships" xmlns:m="http://schemas.openxmlformats.org/officeDocument/2006/math" xmlns:v="urn:schemas-microsoft-com:vml" xmlns:wp14="http://schemas.microsoft.com/office/word/2010/wordprocessingDrawing" xmlns:wp="http://schemas.openxmlformats.org/drawingml/2006/wordprocessingDrawing" xmlns:w10="urn:schemas-microsoft-com:office:word" xmlns:w="http://schemas.openxmlformats.org/wordprocessingml/2006/main" xmlns:w14="http://schemas.microsoft.com/office/word/2010/wordml" xmlns:w15="http://schemas.microsoft.com/office/word/2012/wordml" xmlns:w16cex="http://schemas.microsoft.com/office/word/2018/wordml/cex" xmlns:w16cid="http://schemas.microsoft.com/office/word/2016/wordml/cid" xmlns:w16="http://schemas.microsoft.com/office/word/2018/wordml" xmlns:w16du="http://schemas.microsoft.com/office/word/2023/wordml/word16du" xmlns:w16sdtdh="http://schemas.microsoft.com/office/word/2020/wordml/sdtdatahash" xmlns:w16sdtfl="http://schemas.microsoft.com/office/word/2024/wordml/sdtformatlock" xmlns:w16se="http://schemas.microsoft.com/office/word/2015/wordml/symex" xmlns:wpg="http://schemas.microsoft.com/office/word/2010/wordprocessingGroup" xmlns:wpi="http://schemas.microsoft.com/office/word/2010/wordprocessingInk" xmlns:wne="http://schemas.microsoft.com/office/word/2006/wordml" xmlns:wps="http://schemas.microsoft.com/office/word/2010/wordprocessingShape" mc:Ignorable="w14 w15 w16se w16cid w16 w16cex w16sdtdh w16sdtfl w16du wp14">
+  <w:p>
+    <w:pPr>
       <w:pStyle w:val="Header"/>
       <w:pBdr>
         <w:bottom w:val="single" w:sz="4" w:space="1" w:color="auto"/>
@@ -12182,21 +12516,15 @@
       <w:rPr>
         <w:lang w:val="sl-SI"/>
       </w:rPr>
+      <w:fldChar w:fldCharType="separate"/>
     </w:r>
     <w:r>
       <w:rPr>
-        <w:lang w:val="sl-SI"/>
+        <w:b/>
+        <w:bCs/>
+        <w:lang w:val="en-US"/>
       </w:rPr>
-      <w:fldChar w:fldCharType="separate"/>
-    </w:r>
-    <w:r>
-      <w:t>Za</w:t>
-    </w:r>
-    <w:r>
-      <w:rPr>
-        <w:lang w:val="sl-SI"/>
-      </w:rPr>
-      <w:t>ključak</w:t>
+      <w:t>Error! Reference source not found.</w:t>
     </w:r>
     <w:r>
       <w:rPr>
@@ -12291,15 +12619,15 @@
       <w:rPr>
         <w:lang w:val="sl-SI"/>
       </w:rPr>
+      <w:fldChar w:fldCharType="separate"/>
     </w:r>
     <w:r>
       <w:rPr>
-        <w:lang w:val="sl-SI"/>
+        <w:b/>
+        <w:bCs/>
+        <w:lang w:val="en-US"/>
       </w:rPr>
-      <w:fldChar w:fldCharType="separate"/>
-    </w:r>
-    <w:r>
-      <w:t>Uvod</w:t>
+      <w:t>Error! Reference source not found.</w:t>
     </w:r>
     <w:r>
       <w:rPr>
@@ -12438,18 +12766,15 @@
       <w:rPr>
         <w:lang w:val="sl-SI"/>
       </w:rPr>
-    </w:r>
-    <w:r>
-      <w:rPr>
-        <w:lang w:val="sl-SI"/>
-      </w:rPr>
       <w:fldChar w:fldCharType="separate"/>
     </w:r>
     <w:r>
       <w:rPr>
-        <w:lang w:val="sl-SI"/>
+        <w:b/>
+        <w:bCs/>
+        <w:lang w:val="en-US"/>
       </w:rPr>
-      <w:t>Testiranje</w:t>
+      <w:t>Error! Reference source not found.</w:t>
     </w:r>
     <w:r>
       <w:rPr>
@@ -12465,11 +12790,13 @@
 <w:hdr xmlns:wpc="http://schemas.microsoft.com/office/word/2010/wordprocessingCanvas" xmlns:cx="http://schemas.microsoft.com/office/drawing/2014/chartex" xmlns:cx1="http://schemas.microsoft.com/office/drawing/2015/9/8/chartex" xmlns:cx2="http://schemas.microsoft.com/office/drawing/2015/10/21/chartex" xmlns:cx3="http://schemas.microsoft.com/office/drawing/2016/5/9/chartex" xmlns:cx4="http://schemas.microsoft.com/office/drawing/2016/5/10/chartex" xmlns:cx5="http://schemas.microsoft.com/office/drawing/2016/5/11/chartex" xmlns:cx6="http://schemas.microsoft.com/office/drawing/2016/5/12/chartex" xmlns:cx7="http://schemas.microsoft.com/office/drawing/2016/5/13/chartex" xmlns:cx8="http://schemas.microsoft.com/office/drawing/2016/5/14/chartex" xmlns:mc="http://schemas.openxmlformats.org/markup-compatibility/2006" xmlns:aink="http://schemas.microsoft.com/office/drawing/2016/ink" xmlns:am3d="http://schemas.microsoft.com/office/drawing/2017/model3d" xmlns:o="urn:schemas-microsoft-com:office:office" xmlns:oel="http://schemas.microsoft.com/office/2019/extlst" xmlns:r="http://schemas.openxmlformats.org/officeDocument/2006/relationships" xmlns:m="http://schemas.openxmlformats.org/officeDocument/2006/math" xmlns:v="urn:schemas-microsoft-com:vml" xmlns:wp14="http://schemas.microsoft.com/office/word/2010/wordprocessingDrawing" xmlns:wp="http://schemas.openxmlformats.org/drawingml/2006/wordprocessingDrawing" xmlns:w10="urn:schemas-microsoft-com:office:word" xmlns:w="http://schemas.openxmlformats.org/wordprocessingml/2006/main" xmlns:w14="http://schemas.microsoft.com/office/word/2010/wordml" xmlns:w15="http://schemas.microsoft.com/office/word/2012/wordml" xmlns:w16cex="http://schemas.microsoft.com/office/word/2018/wordml/cex" xmlns:w16cid="http://schemas.microsoft.com/office/word/2016/wordml/cid" xmlns:w16="http://schemas.microsoft.com/office/word/2018/wordml" xmlns:w16du="http://schemas.microsoft.com/office/word/2023/wordml/word16du" xmlns:w16sdtdh="http://schemas.microsoft.com/office/word/2020/wordml/sdtdatahash" xmlns:w16sdtfl="http://schemas.microsoft.com/office/word/2024/wordml/sdtformatlock" xmlns:w16se="http://schemas.microsoft.com/office/word/2015/wordml/symex" xmlns:wpg="http://schemas.microsoft.com/office/word/2010/wordprocessingGroup" xmlns:wpi="http://schemas.microsoft.com/office/word/2010/wordprocessingInk" xmlns:wne="http://schemas.microsoft.com/office/word/2006/wordml" xmlns:wps="http://schemas.microsoft.com/office/word/2010/wordprocessingShape" mc:Ignorable="w14 w15 w16se w16cid w16 w16cex w16sdtdh w16sdtfl w16du wp14">
   <w:p>
     <w:pPr>
-      <w:pStyle w:val="TOC5"/>
+      <w:pStyle w:val="Header"/>
       <w:pBdr>
         <w:bottom w:val="single" w:sz="4" w:space="1" w:color="auto"/>
       </w:pBdr>
       <w:tabs>
+        <w:tab w:val="clear" w:pos="4320"/>
+        <w:tab w:val="clear" w:pos="8640"/>
         <w:tab w:val="center" w:pos="4678"/>
         <w:tab w:val="right" w:pos="9356"/>
       </w:tabs>
@@ -12488,18 +12815,15 @@
       <w:rPr>
         <w:lang w:val="sl-SI"/>
       </w:rPr>
-    </w:r>
-    <w:r>
-      <w:rPr>
-        <w:lang w:val="sl-SI"/>
-      </w:rPr>
       <w:fldChar w:fldCharType="separate"/>
     </w:r>
     <w:r>
       <w:rPr>
-        <w:lang w:val="sl-SI"/>
+        <w:b/>
+        <w:bCs/>
+        <w:lang w:val="en-US"/>
       </w:rPr>
-      <w:t>Testiranje</w:t>
+      <w:t>Error! Reference source not found.</w:t>
     </w:r>
     <w:r>
       <w:rPr>
@@ -13778,6 +14102,18 @@
   </w:num>
   <w:num w:numId="11" w16cid:durableId="1594777454">
     <w:abstractNumId w:val="1"/>
+  </w:num>
+  <w:num w:numId="12" w16cid:durableId="1459225811">
+    <w:abstractNumId w:val="4"/>
+    <w:lvlOverride w:ilvl="0"/>
+    <w:lvlOverride w:ilvl="1"/>
+    <w:lvlOverride w:ilvl="2"/>
+    <w:lvlOverride w:ilvl="3"/>
+    <w:lvlOverride w:ilvl="4"/>
+    <w:lvlOverride w:ilvl="5"/>
+    <w:lvlOverride w:ilvl="6"/>
+    <w:lvlOverride w:ilvl="7"/>
+    <w:lvlOverride w:ilvl="8"/>
   </w:num>
 </w:numbering>
 </file>
@@ -14840,6 +15176,29 @@
       <w:lang w:val="en-US"/>
     </w:rPr>
   </w:style>
+  <w:style w:type="paragraph" w:styleId="HTMLPreformatted">
+    <w:name w:val="HTML Preformatted"/>
+    <w:basedOn w:val="Normal"/>
+    <w:link w:val="HTMLPreformattedChar"/>
+    <w:rsid w:val="00A56249"/>
+    <w:pPr>
+      <w:spacing w:line="240" w:lineRule="auto"/>
+    </w:pPr>
+    <w:rPr>
+      <w:rFonts w:ascii="Consolas" w:hAnsi="Consolas"/>
+      <w:sz w:val="20"/>
+    </w:rPr>
+  </w:style>
+  <w:style w:type="character" w:customStyle="1" w:styleId="HTMLPreformattedChar">
+    <w:name w:val="HTML Preformatted Char"/>
+    <w:basedOn w:val="DefaultParagraphFont"/>
+    <w:link w:val="HTMLPreformatted"/>
+    <w:rsid w:val="00A56249"/>
+    <w:rPr>
+      <w:rFonts w:ascii="Consolas" w:hAnsi="Consolas"/>
+      <w:lang w:val="sr-Latn-CS"/>
+    </w:rPr>
+  </w:style>
 </w:styles>
 </file>
 
